--- a/roles/HONO_JD_Customer_Success_Manager.docx
+++ b/roles/HONO_JD_Customer_Success_Manager.docx
@@ -145,7 +145,7 @@
                 <w:sz w:val="19"/>
                 <w:szCs w:val="19"/>
               </w:rPr>
-              <w:t xml:space="preserve">7+ years</w:t>
+              <w:t xml:space="preserve">5+ years</w:t>
             </w:r>
           </w:p>
         </w:tc>
@@ -521,6 +521,43 @@
           <w:sz w:val="20"/>
           <w:szCs w:val="20"/>
         </w:rPr>
+        <w:t xml:space="preserve">WAYS OF WORKING — AI &amp; AUTOMATION</w:t>
+      </w:r>
+    </w:p>
+    <w:p>
+      <w:pPr>
+        <w:pStyle w:val="ListParagraph"/>
+        <w:numPr>
+          <w:ilvl w:val="0"/>
+          <w:numId w:val="2"/>
+        </w:numPr>
+        <w:spacing w:after="60"/>
+      </w:pPr>
+      <w:r>
+        <w:rPr>
+          <w:color w:val="1F2A44"/>
+          <w:sz w:val="20"/>
+          <w:szCs w:val="20"/>
+        </w:rPr>
+        <w:t xml:space="preserve">Use AI tools to accelerate support operations — triage, response drafting, RCA and reporting — and drive automation that improves SLA and CSAT.</w:t>
+      </w:r>
+    </w:p>
+    <w:p>
+      <w:pPr>
+        <w:pBdr>
+          <w:bottom w:val="single" w:color="E8622B" w:sz="6" w:space="4"/>
+        </w:pBdr>
+        <w:spacing w:after="80" w:before="240"/>
+      </w:pPr>
+      <w:r>
+        <w:rPr>
+          <w:b/>
+          <w:bCs/>
+          <w:color w:val="E8622B"/>
+          <w:spacing w:val="20"/>
+          <w:sz w:val="20"/>
+          <w:szCs w:val="20"/>
+        </w:rPr>
         <w:t xml:space="preserve">EXPERIENCE</w:t>
       </w:r>
     </w:p>
@@ -539,7 +576,7 @@
           <w:sz w:val="20"/>
           <w:szCs w:val="20"/>
         </w:rPr>
-        <w:t xml:space="preserve">6+ years working with SQL queries.</w:t>
+        <w:t xml:space="preserve">4+ years working with SQL queries.</w:t>
       </w:r>
     </w:p>
     <w:p>
@@ -575,7 +612,25 @@
           <w:sz w:val="20"/>
           <w:szCs w:val="20"/>
         </w:rPr>
-        <w:t xml:space="preserve">Experience managing a team of 10+ across rotational shifts.</w:t>
+        <w:t xml:space="preserve">Experience managing a small support team, ideally across rotational shifts.</w:t>
+      </w:r>
+    </w:p>
+    <w:p>
+      <w:pPr>
+        <w:pStyle w:val="ListParagraph"/>
+        <w:numPr>
+          <w:ilvl w:val="0"/>
+          <w:numId w:val="2"/>
+        </w:numPr>
+        <w:spacing w:after="60"/>
+      </w:pPr>
+      <w:r>
+        <w:rPr>
+          <w:color w:val="1F2A44"/>
+          <w:sz w:val="20"/>
+          <w:szCs w:val="20"/>
+        </w:rPr>
+        <w:t xml:space="preserve">A modern, AI-first mindset — comfortable using tools like Claude, ChatGPT and similar day-to-day to work faster and build simple automations. Curiosity to adopt new tools as the market advances.</w:t>
       </w:r>
     </w:p>
     <w:sectPr>
